--- a/docs/protocolo-adjudicacion_1.docx
+++ b/docs/protocolo-adjudicacion_1.docx
@@ -4500,6 +4500,119 @@
                 <w:szCs w:val="20"/>
               </w:rPr>
               <w:t xml:space="preserve">El protocolo rige sobre todo lo relativo al juicio humano: rúbrica, reglas para casos límite, escala de confianza, requisitos de cegamiento y modalidad de adjudicación. La especificación técnica rige sobre los parámetros de ejecución: profundidad del pool, número de consultas, variantes evaluadas y métricas. La ambigüedad previa originó una contradicción entre ambos documentos, resuelta mediante las desviaciones anteriores.</w:t>
+            </w:r>
+          </w:p>
+        </w:tc>
+      </w:tr>
+      <w:tr>
+        <w:trPr>
+          <w:tblHeader w:val="false"/>
+        </w:trPr>
+        <w:tc>
+          <w:tcPr>
+            <w:tcW w:type="dxa" w:w="1450"/>
+            <w:tcMar>
+              <w:top w:type="dxa" w:w="80"/>
+              <w:left w:type="dxa" w:w="110"/>
+              <w:bottom w:type="dxa" w:w="80"/>
+              <w:right w:type="dxa" w:w="110"/>
+            </w:tcMar>
+          </w:tcPr>
+          <w:p>
+            <w:pPr>
+              <w:spacing w:after="0" w:before="0" w:line="260"/>
+              <w:jc w:val="left"/>
+            </w:pPr>
+            <w:r>
+              <w:rPr>
+                <w:rFonts w:ascii="Arial" w:cs="Arial" w:eastAsia="Arial" w:hAnsi="Arial"/>
+                <w:b w:val="false"/>
+                <w:bCs w:val="false"/>
+                <w:sz w:val="20"/>
+                <w:szCs w:val="20"/>
+              </w:rPr>
+              <w:t xml:space="preserve">04/09/2026</w:t>
+            </w:r>
+          </w:p>
+        </w:tc>
+        <w:tc>
+          <w:tcPr>
+            <w:tcW w:type="dxa" w:w="1000"/>
+            <w:tcMar>
+              <w:top w:type="dxa" w:w="80"/>
+              <w:left w:type="dxa" w:w="110"/>
+              <w:bottom w:type="dxa" w:w="80"/>
+              <w:right w:type="dxa" w:w="110"/>
+            </w:tcMar>
+          </w:tcPr>
+          <w:p>
+            <w:pPr>
+              <w:spacing w:after="0" w:before="0" w:line="260"/>
+              <w:jc w:val="left"/>
+            </w:pPr>
+            <w:r>
+              <w:rPr>
+                <w:rFonts w:ascii="Arial" w:cs="Arial" w:eastAsia="Arial" w:hAnsi="Arial"/>
+                <w:b w:val="false"/>
+                <w:bCs w:val="false"/>
+                <w:sz w:val="20"/>
+                <w:szCs w:val="20"/>
+              </w:rPr>
+              <w:t xml:space="preserve">3 / 7.1</w:t>
+            </w:r>
+          </w:p>
+        </w:tc>
+        <w:tc>
+          <w:tcPr>
+            <w:tcW w:type="dxa" w:w="3050"/>
+            <w:tcMar>
+              <w:top w:type="dxa" w:w="80"/>
+              <w:left w:type="dxa" w:w="110"/>
+              <w:bottom w:type="dxa" w:w="80"/>
+              <w:right w:type="dxa" w:w="110"/>
+            </w:tcMar>
+          </w:tcPr>
+          <w:p>
+            <w:pPr>
+              <w:spacing w:after="0" w:before="0" w:line="260"/>
+              <w:jc w:val="left"/>
+            </w:pPr>
+            <w:r>
+              <w:rPr>
+                <w:rFonts w:ascii="Arial" w:cs="Arial" w:eastAsia="Arial" w:hAnsi="Arial"/>
+                <w:b w:val="false"/>
+                <w:bCs w:val="false"/>
+                <w:sz w:val="20"/>
+                <w:szCs w:val="20"/>
+              </w:rPr>
+              <w:t xml:space="preserve">Se registra el estado del panel de adjudicadores a la fecha: los confirmados son médicos; no hay, a esta fecha, un abogado de derecho médico confirmado como adjudicador secundario.</w:t>
+            </w:r>
+          </w:p>
+        </w:tc>
+        <w:tc>
+          <w:tcPr>
+            <w:tcW w:type="dxa" w:w="3500"/>
+            <w:tcMar>
+              <w:top w:type="dxa" w:w="80"/>
+              <w:left w:type="dxa" w:w="110"/>
+              <w:bottom w:type="dxa" w:w="80"/>
+              <w:right w:type="dxa" w:w="110"/>
+            </w:tcMar>
+          </w:tcPr>
+          <w:p>
+            <w:pPr>
+              <w:spacing w:after="0" w:before="0" w:line="260"/>
+              <w:jc w:val="left"/>
+            </w:pPr>
+            <w:r>
+              <w:rPr>
+                <w:rFonts w:ascii="Arial" w:cs="Arial" w:eastAsia="Arial" w:hAnsi="Arial"/>
+                <w:b w:val="false"/>
+                <w:bCs w:val="false"/>
+                <w:sz w:val="20"/>
+                <w:szCs w:val="20"/>
+              </w:rPr>
+              <w:t xml:space="preserve">El diseño original (sección 3) preveía idealmente un adjudicador secundario del ámbito legal, además del principal. Esa incorporación existe como posibilidad, no está descartada, pero tampoco está confirmada. Nota condicional, no resuelta aquí de antemano: si el panel se mantiene compuesto solo por médicos al momento de adjudicar, el kappa de Cohen resultante (sección 7.1) mide consistencia intra-gremio médico, no concordancia entre disciplinas, y se anota entonces como limitación definitiva. Si se suma un abogado de derecho médico, se incorpora como adjudicador secundario del ámbito legal según el diseño original, con su propia copia del instrumento generada aparte (--copy-id).</w:t>
             </w:r>
           </w:p>
         </w:tc>
